--- a/docs/AGS3D_Prototype_Tasks.docx
+++ b/docs/AGS3D_Prototype_Tasks.docx
@@ -2159,7 +2159,7 @@
                 <w:sz w:val="18"/>
                 <w:szCs w:val="18"/>
               </w:rPr>
-              <w:t xml:space="preserve">Expose scanned project structure as a C++ data model</w:t>
+              <w:t xml:space="preserve">Implement scanner and project model in Go (tools/ag/internal/project/)</w:t>
             </w:r>
           </w:p>
         </w:tc>
